--- a/valencia/UD04/UD04 - Activitat avaluable 01 (Semipresencial).docx
+++ b/valencia/UD04/UD04 - Activitat avaluable 01 (Semipresencial).docx
@@ -80,12 +80,12 @@
             <wp:extent cx="6120000" cy="723900"/>
             <wp:effectExtent b="0" l="0" r="0" t="0"/>
             <wp:wrapSquare wrapText="bothSides" distB="114300" distT="114300" distL="114300" distR="114300"/>
-            <wp:docPr id="2" name="image2.png"/>
+            <wp:docPr id="2" name="image3.png"/>
             <a:graphic>
               <a:graphicData uri="http://schemas.openxmlformats.org/drawingml/2006/picture">
                 <pic:pic>
                   <pic:nvPicPr>
-                    <pic:cNvPr id="0" name="image2.png"/>
+                    <pic:cNvPr id="0" name="image3.png"/>
                     <pic:cNvPicPr preferRelativeResize="0"/>
                   </pic:nvPicPr>
                   <pic:blipFill>
@@ -335,7 +335,7 @@
           <w:szCs w:val="32"/>
           <w:rtl w:val="0"/>
         </w:rPr>
-        <w:t xml:space="preserve">Actualitzat Octubre 2024</w:t>
+        <w:t xml:space="preserve">Actualitzat Setembre 2025</w:t>
       </w:r>
     </w:p>
     <w:p>
@@ -419,12 +419,12 @@
             <wp:extent cx="922564" cy="322898"/>
             <wp:effectExtent b="0" l="0" r="0" t="0"/>
             <wp:wrapSquare wrapText="bothSides" distB="57150" distT="57150" distL="57150" distR="57150"/>
-            <wp:docPr id="1" name="image1.png"/>
+            <wp:docPr id="1" name="image2.png"/>
             <a:graphic>
               <a:graphicData uri="http://schemas.openxmlformats.org/drawingml/2006/picture">
                 <pic:pic>
                   <pic:nvPicPr>
-                    <pic:cNvPr id="0" name="image1.png"/>
+                    <pic:cNvPr id="0" name="image2.png"/>
                     <pic:cNvPicPr preferRelativeResize="0"/>
                   </pic:nvPicPr>
                   <pic:blipFill>
@@ -682,6 +682,7 @@
     </w:p>
     <w:sdt>
       <w:sdtPr>
+        <w:id w:val="1915671587"/>
         <w:docPartObj>
           <w:docPartGallery w:val="Table of Contents"/>
           <w:docPartUnique w:val="1"/>
@@ -1172,7 +1173,7 @@
         <w:pageBreakBefore w:val="0"/>
         <w:numPr>
           <w:ilvl w:val="0"/>
-          <w:numId w:val="4"/>
+          <w:numId w:val="3"/>
         </w:numPr>
         <w:ind w:left="432"/>
       </w:pPr>
@@ -1205,7 +1206,7 @@
           <w:u w:val="single"/>
           <w:rtl w:val="0"/>
         </w:rPr>
-        <w:t xml:space="preserve">Dilluns 11 de novembre a les 23:55.</w:t>
+        <w:t xml:space="preserve">Dilluns 10 de novembre a les 23:55.</w:t>
       </w:r>
     </w:p>
     <w:p>
@@ -1275,7 +1276,7 @@
         <w:pageBreakBefore w:val="0"/>
         <w:numPr>
           <w:ilvl w:val="0"/>
-          <w:numId w:val="4"/>
+          <w:numId w:val="3"/>
         </w:numPr>
         <w:ind w:left="432"/>
       </w:pPr>
@@ -1292,7 +1293,7 @@
       <w:pPr>
         <w:numPr>
           <w:ilvl w:val="0"/>
-          <w:numId w:val="3"/>
+          <w:numId w:val="2"/>
         </w:numPr>
         <w:spacing w:after="0" w:afterAutospacing="0"/>
         <w:ind w:left="720" w:hanging="360"/>
@@ -1311,7 +1312,7 @@
       <w:pPr>
         <w:numPr>
           <w:ilvl w:val="1"/>
-          <w:numId w:val="3"/>
+          <w:numId w:val="2"/>
         </w:numPr>
         <w:spacing w:after="0" w:afterAutospacing="0" w:before="0" w:beforeAutospacing="0"/>
         <w:ind w:left="1440" w:hanging="360"/>
@@ -1330,7 +1331,7 @@
       <w:pPr>
         <w:numPr>
           <w:ilvl w:val="0"/>
-          <w:numId w:val="3"/>
+          <w:numId w:val="2"/>
         </w:numPr>
         <w:spacing w:after="0" w:afterAutospacing="0" w:before="0" w:beforeAutospacing="0"/>
         <w:ind w:left="720" w:hanging="360"/>
@@ -1349,7 +1350,7 @@
       <w:pPr>
         <w:numPr>
           <w:ilvl w:val="1"/>
-          <w:numId w:val="3"/>
+          <w:numId w:val="2"/>
         </w:numPr>
         <w:spacing w:after="0" w:afterAutospacing="0" w:before="0" w:beforeAutospacing="0"/>
         <w:ind w:left="1440" w:hanging="360"/>
@@ -1368,7 +1369,7 @@
       <w:pPr>
         <w:numPr>
           <w:ilvl w:val="1"/>
-          <w:numId w:val="3"/>
+          <w:numId w:val="2"/>
         </w:numPr>
         <w:spacing w:after="0" w:afterAutospacing="0" w:before="0" w:beforeAutospacing="0"/>
         <w:ind w:left="1440" w:hanging="360"/>
@@ -1387,7 +1388,7 @@
       <w:pPr>
         <w:numPr>
           <w:ilvl w:val="1"/>
-          <w:numId w:val="3"/>
+          <w:numId w:val="2"/>
         </w:numPr>
         <w:spacing w:after="0" w:afterAutospacing="0" w:before="0" w:beforeAutospacing="0"/>
         <w:ind w:left="1440" w:hanging="360"/>
@@ -1406,7 +1407,7 @@
       <w:pPr>
         <w:numPr>
           <w:ilvl w:val="1"/>
-          <w:numId w:val="3"/>
+          <w:numId w:val="2"/>
         </w:numPr>
         <w:spacing w:after="0" w:afterAutospacing="0" w:before="0" w:beforeAutospacing="0"/>
         <w:ind w:left="1440" w:hanging="360"/>
@@ -1425,7 +1426,7 @@
       <w:pPr>
         <w:numPr>
           <w:ilvl w:val="0"/>
-          <w:numId w:val="3"/>
+          <w:numId w:val="2"/>
         </w:numPr>
         <w:spacing w:after="0" w:afterAutospacing="0" w:before="0" w:beforeAutospacing="0"/>
         <w:ind w:left="720" w:hanging="360"/>
@@ -1444,7 +1445,7 @@
       <w:pPr>
         <w:numPr>
           <w:ilvl w:val="0"/>
-          <w:numId w:val="3"/>
+          <w:numId w:val="2"/>
         </w:numPr>
         <w:spacing w:after="0" w:afterAutospacing="0" w:before="0" w:beforeAutospacing="0"/>
         <w:ind w:left="720" w:hanging="360"/>
@@ -1463,7 +1464,7 @@
       <w:pPr>
         <w:numPr>
           <w:ilvl w:val="1"/>
-          <w:numId w:val="3"/>
+          <w:numId w:val="2"/>
         </w:numPr>
         <w:spacing w:after="0" w:afterAutospacing="0" w:before="0" w:beforeAutospacing="0"/>
         <w:ind w:left="1440" w:hanging="360"/>
@@ -1489,7 +1490,7 @@
       <w:pPr>
         <w:numPr>
           <w:ilvl w:val="0"/>
-          <w:numId w:val="2"/>
+          <w:numId w:val="1"/>
         </w:numPr>
         <w:spacing w:before="0" w:beforeAutospacing="0"/>
         <w:ind w:left="720" w:hanging="360"/>
@@ -1568,7 +1569,7 @@
         <w:pageBreakBefore w:val="0"/>
         <w:numPr>
           <w:ilvl w:val="0"/>
-          <w:numId w:val="4"/>
+          <w:numId w:val="3"/>
         </w:numPr>
         <w:ind w:left="432"/>
       </w:pPr>
@@ -1602,7 +1603,7 @@
       <w:pPr>
         <w:numPr>
           <w:ilvl w:val="0"/>
-          <w:numId w:val="1"/>
+          <w:numId w:val="4"/>
         </w:numPr>
         <w:spacing w:after="0" w:afterAutospacing="0"/>
         <w:ind w:left="720" w:hanging="360"/>
@@ -1618,7 +1619,7 @@
       <w:pPr>
         <w:numPr>
           <w:ilvl w:val="0"/>
-          <w:numId w:val="1"/>
+          <w:numId w:val="4"/>
         </w:numPr>
         <w:spacing w:after="0" w:afterAutospacing="0" w:before="0" w:beforeAutospacing="0"/>
         <w:ind w:left="720" w:hanging="360"/>
@@ -1634,7 +1635,7 @@
       <w:pPr>
         <w:numPr>
           <w:ilvl w:val="1"/>
-          <w:numId w:val="1"/>
+          <w:numId w:val="4"/>
         </w:numPr>
         <w:spacing w:after="0" w:afterAutospacing="0" w:before="0" w:beforeAutospacing="0"/>
         <w:ind w:left="1440" w:hanging="360"/>
@@ -1653,7 +1654,7 @@
       <w:pPr>
         <w:numPr>
           <w:ilvl w:val="1"/>
-          <w:numId w:val="1"/>
+          <w:numId w:val="4"/>
         </w:numPr>
         <w:spacing w:after="0" w:afterAutospacing="0" w:before="0" w:beforeAutospacing="0"/>
         <w:ind w:left="1440" w:hanging="360"/>
@@ -1672,7 +1673,7 @@
       <w:pPr>
         <w:numPr>
           <w:ilvl w:val="1"/>
-          <w:numId w:val="1"/>
+          <w:numId w:val="4"/>
         </w:numPr>
         <w:spacing w:after="0" w:afterAutospacing="0" w:before="0" w:beforeAutospacing="0"/>
         <w:ind w:left="1440" w:hanging="360"/>
@@ -1691,7 +1692,7 @@
       <w:pPr>
         <w:numPr>
           <w:ilvl w:val="1"/>
-          <w:numId w:val="1"/>
+          <w:numId w:val="4"/>
         </w:numPr>
         <w:spacing w:after="0" w:afterAutospacing="0" w:before="0" w:beforeAutospacing="0"/>
         <w:ind w:left="1440" w:hanging="360"/>
@@ -1710,7 +1711,7 @@
       <w:pPr>
         <w:numPr>
           <w:ilvl w:val="1"/>
-          <w:numId w:val="1"/>
+          <w:numId w:val="4"/>
         </w:numPr>
         <w:spacing w:before="0" w:beforeAutospacing="0"/>
         <w:ind w:left="1440" w:hanging="360"/>
@@ -1809,14 +1810,14 @@
         <w:rPr>
           <w:rtl w:val="0"/>
         </w:rPr>
-        <w:t xml:space="preserve">Al fer el lliurament, recorda que el repositori està pensat per tal que siga un futur expositor de material que et serveix per a fer currículum.</w:t>
+        <w:t xml:space="preserve">En fer el lliurament, recorda que el repositori està pensat per tal que siga un futur expositor de material que et serveix per a fer currículum.</w:t>
       </w:r>
     </w:p>
     <w:p>
       <w:pPr>
         <w:numPr>
           <w:ilvl w:val="0"/>
-          <w:numId w:val="1"/>
+          <w:numId w:val="4"/>
         </w:numPr>
         <w:spacing w:after="0" w:afterAutospacing="0"/>
         <w:ind w:left="720" w:hanging="360"/>
@@ -1835,7 +1836,7 @@
       <w:pPr>
         <w:numPr>
           <w:ilvl w:val="1"/>
-          <w:numId w:val="1"/>
+          <w:numId w:val="4"/>
         </w:numPr>
         <w:spacing w:after="0" w:afterAutospacing="0" w:before="0" w:beforeAutospacing="0"/>
         <w:ind w:left="1440" w:hanging="360"/>
@@ -1854,7 +1855,7 @@
       <w:pPr>
         <w:numPr>
           <w:ilvl w:val="2"/>
-          <w:numId w:val="1"/>
+          <w:numId w:val="4"/>
         </w:numPr>
         <w:spacing w:after="0" w:afterAutospacing="0" w:before="0" w:beforeAutospacing="0"/>
         <w:ind w:left="2160" w:hanging="360"/>
@@ -1873,7 +1874,7 @@
       <w:pPr>
         <w:numPr>
           <w:ilvl w:val="3"/>
-          <w:numId w:val="1"/>
+          <w:numId w:val="4"/>
         </w:numPr>
         <w:spacing w:after="0" w:afterAutospacing="0" w:before="0" w:beforeAutospacing="0"/>
         <w:ind w:left="2880" w:hanging="360"/>
@@ -1892,7 +1893,7 @@
       <w:pPr>
         <w:numPr>
           <w:ilvl w:val="3"/>
-          <w:numId w:val="1"/>
+          <w:numId w:val="4"/>
         </w:numPr>
         <w:spacing w:after="0" w:afterAutospacing="0" w:before="0" w:beforeAutospacing="0"/>
         <w:ind w:left="2880" w:hanging="360"/>
@@ -1911,7 +1912,7 @@
       <w:pPr>
         <w:numPr>
           <w:ilvl w:val="1"/>
-          <w:numId w:val="1"/>
+          <w:numId w:val="4"/>
         </w:numPr>
         <w:spacing w:after="0" w:afterAutospacing="0" w:before="0" w:beforeAutospacing="0"/>
         <w:ind w:left="1440" w:hanging="360"/>
@@ -1944,7 +1945,7 @@
       <w:pPr>
         <w:numPr>
           <w:ilvl w:val="1"/>
-          <w:numId w:val="1"/>
+          <w:numId w:val="4"/>
         </w:numPr>
         <w:spacing w:before="0" w:beforeAutospacing="0"/>
         <w:ind w:left="1440" w:hanging="360"/>
@@ -2457,203 +2458,203 @@
   <w:abstractNum w:abstractNumId="3">
     <w:lvl w:ilvl="0">
       <w:start w:val="1"/>
-      <w:numFmt w:val="bullet"/>
-      <w:lvlText w:val="●"/>
-      <w:lvlJc w:val="left"/>
-      <w:pPr>
-        <w:ind w:left="720" w:hanging="360"/>
-      </w:pPr>
-      <w:rPr>
-        <w:u w:val="none"/>
-      </w:rPr>
+      <w:numFmt w:val="decimal"/>
+      <w:lvlText w:val="%1."/>
+      <w:lvlJc w:val="left"/>
+      <w:pPr>
+        <w:ind w:left="432" w:hanging="432"/>
+      </w:pPr>
+      <w:rPr/>
     </w:lvl>
     <w:lvl w:ilvl="1">
       <w:start w:val="1"/>
-      <w:numFmt w:val="bullet"/>
-      <w:lvlText w:val="○"/>
-      <w:lvlJc w:val="left"/>
-      <w:pPr>
-        <w:ind w:left="1440" w:hanging="360"/>
-      </w:pPr>
-      <w:rPr>
-        <w:u w:val="none"/>
-      </w:rPr>
+      <w:numFmt w:val="decimal"/>
+      <w:lvlText w:val=" %1.%2 "/>
+      <w:lvlJc w:val="left"/>
+      <w:pPr>
+        <w:ind w:left="576" w:hanging="576"/>
+      </w:pPr>
+      <w:rPr/>
     </w:lvl>
     <w:lvl w:ilvl="2">
       <w:start w:val="1"/>
-      <w:numFmt w:val="bullet"/>
-      <w:lvlText w:val="■"/>
-      <w:lvlJc w:val="left"/>
-      <w:pPr>
-        <w:ind w:left="2160" w:hanging="360"/>
-      </w:pPr>
-      <w:rPr>
-        <w:u w:val="none"/>
-      </w:rPr>
+      <w:numFmt w:val="decimal"/>
+      <w:lvlText w:val=" %1.%2.%3 "/>
+      <w:lvlJc w:val="left"/>
+      <w:pPr>
+        <w:ind w:left="720" w:hanging="720"/>
+      </w:pPr>
+      <w:rPr/>
     </w:lvl>
     <w:lvl w:ilvl="3">
       <w:start w:val="1"/>
-      <w:numFmt w:val="bullet"/>
-      <w:lvlText w:val="●"/>
-      <w:lvlJc w:val="left"/>
-      <w:pPr>
-        <w:ind w:left="2880" w:hanging="360"/>
-      </w:pPr>
-      <w:rPr>
-        <w:u w:val="none"/>
-      </w:rPr>
+      <w:numFmt w:val="decimal"/>
+      <w:lvlText w:val=" %1.%2.%3.%4 "/>
+      <w:lvlJc w:val="left"/>
+      <w:pPr>
+        <w:ind w:left="864" w:hanging="864"/>
+      </w:pPr>
+      <w:rPr/>
     </w:lvl>
     <w:lvl w:ilvl="4">
       <w:start w:val="1"/>
-      <w:numFmt w:val="bullet"/>
-      <w:lvlText w:val="○"/>
-      <w:lvlJc w:val="left"/>
-      <w:pPr>
-        <w:ind w:left="3600" w:hanging="360"/>
-      </w:pPr>
-      <w:rPr>
-        <w:u w:val="none"/>
-      </w:rPr>
+      <w:numFmt w:val="decimal"/>
+      <w:lvlText w:val=" %1.%2.%3.%4.%5 "/>
+      <w:lvlJc w:val="left"/>
+      <w:pPr>
+        <w:ind w:left="1008.0000000000001" w:hanging="1008.0000000000001"/>
+      </w:pPr>
+      <w:rPr/>
     </w:lvl>
     <w:lvl w:ilvl="5">
       <w:start w:val="1"/>
-      <w:numFmt w:val="bullet"/>
-      <w:lvlText w:val="■"/>
-      <w:lvlJc w:val="left"/>
-      <w:pPr>
-        <w:ind w:left="4320" w:hanging="360"/>
-      </w:pPr>
-      <w:rPr>
-        <w:u w:val="none"/>
-      </w:rPr>
+      <w:numFmt w:val="decimal"/>
+      <w:lvlText w:val=" %1.%2.%3.%4.%5.%6 "/>
+      <w:lvlJc w:val="left"/>
+      <w:pPr>
+        <w:ind w:left="1152" w:hanging="1152"/>
+      </w:pPr>
+      <w:rPr/>
     </w:lvl>
     <w:lvl w:ilvl="6">
       <w:start w:val="1"/>
-      <w:numFmt w:val="bullet"/>
-      <w:lvlText w:val="●"/>
-      <w:lvlJc w:val="left"/>
-      <w:pPr>
-        <w:ind w:left="5040" w:hanging="360"/>
-      </w:pPr>
-      <w:rPr>
-        <w:u w:val="none"/>
-      </w:rPr>
+      <w:numFmt w:val="decimal"/>
+      <w:lvlText w:val=" %1.%2.%3.%4.%5.%6.%7 "/>
+      <w:lvlJc w:val="left"/>
+      <w:pPr>
+        <w:ind w:left="1296" w:hanging="1296"/>
+      </w:pPr>
+      <w:rPr/>
     </w:lvl>
     <w:lvl w:ilvl="7">
       <w:start w:val="1"/>
-      <w:numFmt w:val="bullet"/>
-      <w:lvlText w:val="○"/>
-      <w:lvlJc w:val="left"/>
-      <w:pPr>
-        <w:ind w:left="5760" w:hanging="360"/>
-      </w:pPr>
-      <w:rPr>
-        <w:u w:val="none"/>
-      </w:rPr>
+      <w:numFmt w:val="decimal"/>
+      <w:lvlText w:val=" %1.%2.%3.%4.%5.%6.%7.%8 "/>
+      <w:lvlJc w:val="left"/>
+      <w:pPr>
+        <w:ind w:left="1440" w:hanging="1440"/>
+      </w:pPr>
+      <w:rPr/>
     </w:lvl>
     <w:lvl w:ilvl="8">
       <w:start w:val="1"/>
-      <w:numFmt w:val="bullet"/>
-      <w:lvlText w:val="■"/>
-      <w:lvlJc w:val="left"/>
-      <w:pPr>
-        <w:ind w:left="6480" w:hanging="360"/>
-      </w:pPr>
-      <w:rPr>
-        <w:u w:val="none"/>
-      </w:rPr>
+      <w:numFmt w:val="decimal"/>
+      <w:lvlText w:val=" %1.%2.%3.%4.%5.%6.%7.%8.%9 "/>
+      <w:lvlJc w:val="left"/>
+      <w:pPr>
+        <w:ind w:left="1584" w:hanging="1584"/>
+      </w:pPr>
+      <w:rPr/>
     </w:lvl>
   </w:abstractNum>
   <w:abstractNum w:abstractNumId="4">
     <w:lvl w:ilvl="0">
       <w:start w:val="1"/>
-      <w:numFmt w:val="decimal"/>
-      <w:lvlText w:val="%1."/>
-      <w:lvlJc w:val="left"/>
-      <w:pPr>
-        <w:ind w:left="432" w:hanging="432"/>
-      </w:pPr>
-      <w:rPr/>
+      <w:numFmt w:val="bullet"/>
+      <w:lvlText w:val="●"/>
+      <w:lvlJc w:val="left"/>
+      <w:pPr>
+        <w:ind w:left="720" w:hanging="360"/>
+      </w:pPr>
+      <w:rPr>
+        <w:u w:val="none"/>
+      </w:rPr>
     </w:lvl>
     <w:lvl w:ilvl="1">
       <w:start w:val="1"/>
-      <w:numFmt w:val="decimal"/>
-      <w:lvlText w:val=" %1.%2 "/>
-      <w:lvlJc w:val="left"/>
-      <w:pPr>
-        <w:ind w:left="576" w:hanging="576"/>
-      </w:pPr>
-      <w:rPr/>
+      <w:numFmt w:val="bullet"/>
+      <w:lvlText w:val="○"/>
+      <w:lvlJc w:val="left"/>
+      <w:pPr>
+        <w:ind w:left="1440" w:hanging="360"/>
+      </w:pPr>
+      <w:rPr>
+        <w:u w:val="none"/>
+      </w:rPr>
     </w:lvl>
     <w:lvl w:ilvl="2">
       <w:start w:val="1"/>
-      <w:numFmt w:val="decimal"/>
-      <w:lvlText w:val=" %1.%2.%3 "/>
-      <w:lvlJc w:val="left"/>
-      <w:pPr>
-        <w:ind w:left="720" w:hanging="720"/>
-      </w:pPr>
-      <w:rPr/>
+      <w:numFmt w:val="bullet"/>
+      <w:lvlText w:val="■"/>
+      <w:lvlJc w:val="left"/>
+      <w:pPr>
+        <w:ind w:left="2160" w:hanging="360"/>
+      </w:pPr>
+      <w:rPr>
+        <w:u w:val="none"/>
+      </w:rPr>
     </w:lvl>
     <w:lvl w:ilvl="3">
       <w:start w:val="1"/>
-      <w:numFmt w:val="decimal"/>
-      <w:lvlText w:val=" %1.%2.%3.%4 "/>
-      <w:lvlJc w:val="left"/>
-      <w:pPr>
-        <w:ind w:left="864" w:hanging="864"/>
-      </w:pPr>
-      <w:rPr/>
+      <w:numFmt w:val="bullet"/>
+      <w:lvlText w:val="●"/>
+      <w:lvlJc w:val="left"/>
+      <w:pPr>
+        <w:ind w:left="2880" w:hanging="360"/>
+      </w:pPr>
+      <w:rPr>
+        <w:u w:val="none"/>
+      </w:rPr>
     </w:lvl>
     <w:lvl w:ilvl="4">
       <w:start w:val="1"/>
-      <w:numFmt w:val="decimal"/>
-      <w:lvlText w:val=" %1.%2.%3.%4.%5 "/>
-      <w:lvlJc w:val="left"/>
-      <w:pPr>
-        <w:ind w:left="1008.0000000000001" w:hanging="1008.0000000000001"/>
-      </w:pPr>
-      <w:rPr/>
+      <w:numFmt w:val="bullet"/>
+      <w:lvlText w:val="○"/>
+      <w:lvlJc w:val="left"/>
+      <w:pPr>
+        <w:ind w:left="3600" w:hanging="360"/>
+      </w:pPr>
+      <w:rPr>
+        <w:u w:val="none"/>
+      </w:rPr>
     </w:lvl>
     <w:lvl w:ilvl="5">
       <w:start w:val="1"/>
-      <w:numFmt w:val="decimal"/>
-      <w:lvlText w:val=" %1.%2.%3.%4.%5.%6 "/>
-      <w:lvlJc w:val="left"/>
-      <w:pPr>
-        <w:ind w:left="1152" w:hanging="1152"/>
-      </w:pPr>
-      <w:rPr/>
+      <w:numFmt w:val="bullet"/>
+      <w:lvlText w:val="■"/>
+      <w:lvlJc w:val="left"/>
+      <w:pPr>
+        <w:ind w:left="4320" w:hanging="360"/>
+      </w:pPr>
+      <w:rPr>
+        <w:u w:val="none"/>
+      </w:rPr>
     </w:lvl>
     <w:lvl w:ilvl="6">
       <w:start w:val="1"/>
-      <w:numFmt w:val="decimal"/>
-      <w:lvlText w:val=" %1.%2.%3.%4.%5.%6.%7 "/>
-      <w:lvlJc w:val="left"/>
-      <w:pPr>
-        <w:ind w:left="1296" w:hanging="1296"/>
-      </w:pPr>
-      <w:rPr/>
+      <w:numFmt w:val="bullet"/>
+      <w:lvlText w:val="●"/>
+      <w:lvlJc w:val="left"/>
+      <w:pPr>
+        <w:ind w:left="5040" w:hanging="360"/>
+      </w:pPr>
+      <w:rPr>
+        <w:u w:val="none"/>
+      </w:rPr>
     </w:lvl>
     <w:lvl w:ilvl="7">
       <w:start w:val="1"/>
-      <w:numFmt w:val="decimal"/>
-      <w:lvlText w:val=" %1.%2.%3.%4.%5.%6.%7.%8 "/>
-      <w:lvlJc w:val="left"/>
-      <w:pPr>
-        <w:ind w:left="1440" w:hanging="1440"/>
-      </w:pPr>
-      <w:rPr/>
+      <w:numFmt w:val="bullet"/>
+      <w:lvlText w:val="○"/>
+      <w:lvlJc w:val="left"/>
+      <w:pPr>
+        <w:ind w:left="5760" w:hanging="360"/>
+      </w:pPr>
+      <w:rPr>
+        <w:u w:val="none"/>
+      </w:rPr>
     </w:lvl>
     <w:lvl w:ilvl="8">
       <w:start w:val="1"/>
-      <w:numFmt w:val="decimal"/>
-      <w:lvlText w:val=" %1.%2.%3.%4.%5.%6.%7.%8.%9 "/>
-      <w:lvlJc w:val="left"/>
-      <w:pPr>
-        <w:ind w:left="1584" w:hanging="1584"/>
-      </w:pPr>
-      <w:rPr/>
+      <w:numFmt w:val="bullet"/>
+      <w:lvlText w:val="■"/>
+      <w:lvlJc w:val="left"/>
+      <w:pPr>
+        <w:ind w:left="6480" w:hanging="360"/>
+      </w:pPr>
+      <w:rPr>
+        <w:u w:val="none"/>
+      </w:rPr>
     </w:lvl>
   </w:abstractNum>
   <w:num w:numId="1">
@@ -2690,11 +2691,19 @@
       </w:pPr>
     </w:pPrDefault>
   </w:docDefaults>
+  <w:style w:type="table" w:styleId="TableNormal" w:default="1">
+    <w:name w:val="TableNormal"/>
+    <w:tblPr>
+      <w:tblCellMar>
+        <w:top w:w="100.0" w:type="dxa"/>
+        <w:left w:w="100.0" w:type="dxa"/>
+        <w:bottom w:w="100.0" w:type="dxa"/>
+        <w:right w:w="100.0" w:type="dxa"/>
+      </w:tblCellMar>
+    </w:tblPr>
+  </w:style>
   <w:style w:type="paragraph" w:styleId="Normal" w:default="1">
     <w:name w:val="normal"/>
-  </w:style>
-  <w:style w:type="table" w:styleId="TableNormal" w:default="1">
-    <w:name w:val="Table Normal"/>
   </w:style>
   <w:style w:type="paragraph" w:styleId="Heading1">
     <w:name w:val="heading 1"/>
